--- a/hin/docx/24.content.docx
+++ b/hin/docx/24.content.docx
@@ -19,7 +19,7 @@
         <w:rPr>
           <w:lang w:val="hi_IN" w:bidi="hi_IN"/>
         </w:rPr>
-        <w:t>Resource: अध्ययन नोट्स - पुस्तक परिचय (टिंडेल)</w:t>
+        <w:t>Resource: Tyndale Open Study Notes</w:t>
       </w:r>
       <w:r>
         <w:rPr>
@@ -112,7 +112,7 @@
         <w:rPr>
           <w:lang w:val="hi_IN" w:bidi="hi_IN"/>
         </w:rPr>
-        <w:t>अध्ययन नोट्स - पुस्तक परिचय (टिंडेल)</w:t>
+        <w:t>Tyndale Open Study Notes</w:t>
       </w:r>
     </w:p>
     <w:p>

--- a/hin/docx/24.content.docx
+++ b/hin/docx/24.content.docx
@@ -19,7 +19,7 @@
         <w:rPr>
           <w:lang w:val="hi_IN" w:bidi="hi_IN"/>
         </w:rPr>
-        <w:t>Resource: Tyndale Open Study Notes</w:t>
+        <w:t>Resource: Aquifer Open Study Notes (Book Intros)</w:t>
       </w:r>
       <w:r>
         <w:rPr>
@@ -112,7 +112,7 @@
         <w:rPr>
           <w:lang w:val="hi_IN" w:bidi="hi_IN"/>
         </w:rPr>
-        <w:t>Tyndale Open Study Notes</w:t>
+        <w:t>Aquifer Open Study Notes (Book Intros)</w:t>
       </w:r>
     </w:p>
     <w:p>

--- a/hin/docx/24.content.docx
+++ b/hin/docx/24.content.docx
@@ -258,72 +258,48 @@
         </w:rPr>
         <w:t xml:space="preserve">यिर्मयाह के जन्म से पहले के दशकों के दौरान, अश्शूर ने प्राचीन पश्चिमी एशिया पर प्रभुत्व स्थापित किया, जिसमें कुछ समय के लिए मिस्र भी शामिल था। यहूदा के राजा मनश्शे अश्शूर के अधीनस्थ बन गए, अश्शूरी देवताओं के प्रति निष्ठा की शपथ ली, और अपने लंबे शासनकाल के अधिकांश समय में मूर्तियों की पूजा की (686–642 ईसा पूर्व; देखें </w:t>
       </w:r>
-      <w:hyperlink r:id="rId13">
-        <w:r>
-          <w:rPr>
-            <w:lang w:val="hi_IN" w:bidi="hi_IN"/>
-          </w:rPr>
-          <w:rPr>
-            <w:color w:val="0000EE"/>
-            <w:u w:val="single"/>
-          </w:rPr>
-          <w:t>2 रा 21:1–7</w:t>
-        </w:r>
-      </w:hyperlink>
+      <w:r>
+        <w:rPr>
+          <w:lang w:val="hi_IN" w:bidi="hi_IN"/>
+        </w:rPr>
+        <w:t>2 रा 21:1–7</w:t>
+      </w:r>
       <w:r>
         <w:rPr>
           <w:lang w:val="hi_IN" w:bidi="hi_IN"/>
         </w:rPr>
         <w:t xml:space="preserve">)। परिणामस्वरूप, यहूदा का राज्य एक आत्मिक बंजर भूमि बन गया (लेकिन देखें </w:t>
       </w:r>
-      <w:hyperlink r:id="rId14">
-        <w:r>
-          <w:rPr>
-            <w:lang w:val="hi_IN" w:bidi="hi_IN"/>
-          </w:rPr>
-          <w:rPr>
-            <w:color w:val="0000EE"/>
-            <w:u w:val="single"/>
-          </w:rPr>
-          <w:t>2 इति 33:10–17</w:t>
-        </w:r>
-      </w:hyperlink>
+      <w:r>
+        <w:rPr>
+          <w:lang w:val="hi_IN" w:bidi="hi_IN"/>
+        </w:rPr>
+        <w:t>2 इति 33:10–17</w:t>
+      </w:r>
       <w:r>
         <w:rPr>
           <w:lang w:val="hi_IN" w:bidi="hi_IN"/>
         </w:rPr>
         <w:t>)। मनश्शे के पुत्र आमोन ने अपने संक्षिप्त शासनकाल के दौरान अपने पिता के नकारात्मक उदाहरण का अनुसरण किया (</w:t>
       </w:r>
-      <w:hyperlink r:id="rId15">
-        <w:r>
-          <w:rPr>
-            <w:lang w:val="hi_IN" w:bidi="hi_IN"/>
-          </w:rPr>
-          <w:rPr>
-            <w:color w:val="0000EE"/>
-            <w:u w:val="single"/>
-          </w:rPr>
-          <w:t>2 रा 21:21</w:t>
-        </w:r>
-      </w:hyperlink>
+      <w:r>
+        <w:rPr>
+          <w:lang w:val="hi_IN" w:bidi="hi_IN"/>
+        </w:rPr>
+        <w:t>2 रा 21:21</w:t>
+      </w:r>
       <w:r>
         <w:rPr>
           <w:lang w:val="hi_IN" w:bidi="hi_IN"/>
         </w:rPr>
         <w:t>)। जब यरूशलेम में महल के कुछ सेवकों ने आमोन की हत्या कर दी (</w:t>
       </w:r>
-      <w:hyperlink r:id="rId16">
-        <w:r>
-          <w:rPr>
-            <w:lang w:val="hi_IN" w:bidi="hi_IN"/>
-          </w:rPr>
-          <w:rPr>
-            <w:color w:val="0000EE"/>
-            <w:u w:val="single"/>
-          </w:rPr>
-          <w:t>2 रा 21:23–24</w:t>
-        </w:r>
-      </w:hyperlink>
+      <w:r>
+        <w:rPr>
+          <w:lang w:val="hi_IN" w:bidi="hi_IN"/>
+        </w:rPr>
+        <w:t>2 रा 21:23–24</w:t>
+      </w:r>
       <w:r>
         <w:rPr>
           <w:lang w:val="hi_IN" w:bidi="hi_IN"/>
@@ -344,36 +320,24 @@
         </w:rPr>
         <w:t>योशियाह ने अपने पूर्वजों के मूर्तिपूजा के समर्थन को अस्वीकार करते हुए प्रभु की सेवा की। अपने शासन के बारहवें वर्ष में, उसने आदेश दिया कि मूर्तिपूजकों की मूर्तियों और वेदियों को नष्ट कर दिया जाना चाहिए (</w:t>
       </w:r>
-      <w:hyperlink r:id="rId17">
-        <w:r>
-          <w:rPr>
-            <w:lang w:val="hi_IN" w:bidi="hi_IN"/>
-          </w:rPr>
-          <w:rPr>
-            <w:color w:val="0000EE"/>
-            <w:u w:val="single"/>
-          </w:rPr>
-          <w:t>2 इति 34:3–7</w:t>
-        </w:r>
-      </w:hyperlink>
+      <w:r>
+        <w:rPr>
+          <w:lang w:val="hi_IN" w:bidi="hi_IN"/>
+        </w:rPr>
+        <w:t>2 इति 34:3–7</w:t>
+      </w:r>
       <w:r>
         <w:rPr>
           <w:lang w:val="hi_IN" w:bidi="hi_IN"/>
         </w:rPr>
         <w:t>)। सिंहासन पर अपने अठारहवें वर्ष में, उसने मंदिर की मरम्मत के लिए धन मुहैया कराया ताकि यहूदा के याजक और लोग एकमात्र सच्चे परमेश्वर की आराधना कर सकें (</w:t>
       </w:r>
-      <w:hyperlink r:id="rId18">
-        <w:r>
-          <w:rPr>
-            <w:lang w:val="hi_IN" w:bidi="hi_IN"/>
-          </w:rPr>
-          <w:rPr>
-            <w:color w:val="0000EE"/>
-            <w:u w:val="single"/>
-          </w:rPr>
-          <w:t>2 इति 34:8</w:t>
-        </w:r>
-      </w:hyperlink>
+      <w:r>
+        <w:rPr>
+          <w:lang w:val="hi_IN" w:bidi="hi_IN"/>
+        </w:rPr>
+        <w:t>2 इति 34:8</w:t>
+      </w:r>
       <w:r>
         <w:rPr>
           <w:lang w:val="hi_IN" w:bidi="hi_IN"/>
@@ -408,18 +372,12 @@
         </w:rPr>
         <w:t xml:space="preserve">609 ईसा पूर्व में मिस्रियों के साथ युद्ध में योशिय्याह की मृत्यु (देखें </w:t>
       </w:r>
-      <w:hyperlink r:id="rId19">
-        <w:r>
-          <w:rPr>
-            <w:lang w:val="hi_IN" w:bidi="hi_IN"/>
-          </w:rPr>
-          <w:rPr>
-            <w:color w:val="0000EE"/>
-            <w:u w:val="single"/>
-          </w:rPr>
-          <w:t>2 रा 23:29</w:t>
-        </w:r>
-      </w:hyperlink>
+      <w:r>
+        <w:rPr>
+          <w:lang w:val="hi_IN" w:bidi="hi_IN"/>
+        </w:rPr>
+        <w:t>2 रा 23:29</w:t>
+      </w:r>
       <w:r>
         <w:rPr>
           <w:lang w:val="hi_IN" w:bidi="hi_IN"/>
@@ -473,18 +431,12 @@
           <w:lang w:val="hi_IN" w:bidi="hi_IN"/>
         </w:rPr>
       </w:r>
-      <w:hyperlink r:id="rId20">
-        <w:r>
-          <w:rPr>
-            <w:lang w:val="hi_IN" w:bidi="hi_IN"/>
-          </w:rPr>
-          <w:rPr>
-            <w:color w:val="0000EE"/>
-            <w:u w:val="single"/>
-          </w:rPr>
-          <w:t>अध्याय 1</w:t>
-        </w:r>
-      </w:hyperlink>
+      <w:r>
+        <w:rPr>
+          <w:lang w:val="hi_IN" w:bidi="hi_IN"/>
+        </w:rPr>
+        <w:t>अध्याय 1</w:t>
+      </w:r>
       <w:r>
         <w:rPr>
           <w:lang w:val="hi_IN" w:bidi="hi_IN"/>
@@ -499,36 +451,24 @@
           <w:lang w:val="hi_IN" w:bidi="hi_IN"/>
         </w:rPr>
       </w:r>
-      <w:hyperlink r:id="rId21">
-        <w:r>
-          <w:rPr>
-            <w:lang w:val="hi_IN" w:bidi="hi_IN"/>
-          </w:rPr>
-          <w:rPr>
-            <w:color w:val="0000EE"/>
-            <w:u w:val="single"/>
-          </w:rPr>
-          <w:t>अध्याय 2–20</w:t>
-        </w:r>
-      </w:hyperlink>
+      <w:r>
+        <w:rPr>
+          <w:lang w:val="hi_IN" w:bidi="hi_IN"/>
+        </w:rPr>
+        <w:t>अध्याय 2–20</w:t>
+      </w:r>
       <w:r>
         <w:rPr>
           <w:lang w:val="hi_IN" w:bidi="hi_IN"/>
         </w:rPr>
         <w:t xml:space="preserve"> (627–605 ईसा पूर्व) परमेश्वर, यिर्मयाह और यहूदा की प्रजा के बीच गतिशील संबंधों को प्रकट करते हैं। यिर्मयाह के माध्यम से, परमेश्वर ने यहूदा में मूर्तिपूजकों के पूजा की कड़ी आलोचना की, उत्तर से आक्रमण की चेतावनी दी, और कठोर दंड की घोषणा की। </w:t>
       </w:r>
-      <w:hyperlink r:id="rId22">
-        <w:r>
-          <w:rPr>
-            <w:lang w:val="hi_IN" w:bidi="hi_IN"/>
-          </w:rPr>
-          <w:rPr>
-            <w:color w:val="0000EE"/>
-            <w:u w:val="single"/>
-          </w:rPr>
-          <w:t>अध्याय 11–20</w:t>
-        </w:r>
-      </w:hyperlink>
+      <w:r>
+        <w:rPr>
+          <w:lang w:val="hi_IN" w:bidi="hi_IN"/>
+        </w:rPr>
+        <w:t>अध्याय 11–20</w:t>
+      </w:r>
       <w:r>
         <w:rPr>
           <w:lang w:val="hi_IN" w:bidi="hi_IN"/>
@@ -543,18 +483,12 @@
           <w:lang w:val="hi_IN" w:bidi="hi_IN"/>
         </w:rPr>
       </w:r>
-      <w:hyperlink r:id="rId23">
-        <w:r>
-          <w:rPr>
-            <w:lang w:val="hi_IN" w:bidi="hi_IN"/>
-          </w:rPr>
-          <w:rPr>
-            <w:color w:val="0000EE"/>
-            <w:u w:val="single"/>
-          </w:rPr>
-          <w:t>अध्याय 21–29</w:t>
-        </w:r>
-      </w:hyperlink>
+      <w:r>
+        <w:rPr>
+          <w:lang w:val="hi_IN" w:bidi="hi_IN"/>
+        </w:rPr>
+        <w:t>अध्याय 21–29</w:t>
+      </w:r>
       <w:r>
         <w:rPr>
           <w:lang w:val="hi_IN" w:bidi="hi_IN"/>
@@ -569,36 +503,24 @@
           <w:lang w:val="hi_IN" w:bidi="hi_IN"/>
         </w:rPr>
       </w:r>
-      <w:hyperlink r:id="rId24">
-        <w:r>
-          <w:rPr>
-            <w:lang w:val="hi_IN" w:bidi="hi_IN"/>
-          </w:rPr>
-          <w:rPr>
-            <w:color w:val="0000EE"/>
-            <w:u w:val="single"/>
-          </w:rPr>
-          <w:t>अध्याय 30–33</w:t>
-        </w:r>
-      </w:hyperlink>
+      <w:r>
+        <w:rPr>
+          <w:lang w:val="hi_IN" w:bidi="hi_IN"/>
+        </w:rPr>
+        <w:t>अध्याय 30–33</w:t>
+      </w:r>
       <w:r>
         <w:rPr>
           <w:lang w:val="hi_IN" w:bidi="hi_IN"/>
         </w:rPr>
         <w:t xml:space="preserve"> (596–588 ईसा पूर्व) एक उज्ज्वल बिंदु प्रदान करते हैं क्योंकि वे यहूदा के लोगों के लिए बहाली की संभावना पर जोर देते हैं और परमेश्वर और उनके लोगों के बीच एक नए वाचा संबंध की कल्पना करते हैं। यह दर्शन भविष्य तक पहुँचता है और एक "धर्मी वंशज" (</w:t>
       </w:r>
-      <w:hyperlink r:id="rId25">
-        <w:r>
-          <w:rPr>
-            <w:lang w:val="hi_IN" w:bidi="hi_IN"/>
-          </w:rPr>
-          <w:rPr>
-            <w:color w:val="0000EE"/>
-            <w:u w:val="single"/>
-          </w:rPr>
-          <w:t>33:15</w:t>
-        </w:r>
-      </w:hyperlink>
+      <w:r>
+        <w:rPr>
+          <w:lang w:val="hi_IN" w:bidi="hi_IN"/>
+        </w:rPr>
+        <w:t>33:15</w:t>
+      </w:r>
       <w:r>
         <w:rPr>
           <w:lang w:val="hi_IN" w:bidi="hi_IN"/>
@@ -613,36 +535,24 @@
           <w:lang w:val="hi_IN" w:bidi="hi_IN"/>
         </w:rPr>
       </w:r>
-      <w:hyperlink r:id="rId26">
-        <w:r>
-          <w:rPr>
-            <w:lang w:val="hi_IN" w:bidi="hi_IN"/>
-          </w:rPr>
-          <w:rPr>
-            <w:color w:val="0000EE"/>
-            <w:u w:val="single"/>
-          </w:rPr>
-          <w:t>अध्याय 34–45</w:t>
-        </w:r>
-      </w:hyperlink>
+      <w:r>
+        <w:rPr>
+          <w:lang w:val="hi_IN" w:bidi="hi_IN"/>
+        </w:rPr>
+        <w:t>अध्याय 34–45</w:t>
+      </w:r>
       <w:r>
         <w:rPr>
           <w:lang w:val="hi_IN" w:bidi="hi_IN"/>
         </w:rPr>
         <w:t xml:space="preserve"> (605–580 ईसा पूर्व) बाबेलियों द्वारा यरूशलेम की घेराबंदी, शहर की दीवारों का टूटना, और मंदिर, यरूशलेम शहर, और यहूदा राज्य के पूर्ण विनाश की कहानी बताते हैं। </w:t>
       </w:r>
-      <w:hyperlink r:id="rId27">
-        <w:r>
-          <w:rPr>
-            <w:lang w:val="hi_IN" w:bidi="hi_IN"/>
-          </w:rPr>
-          <w:rPr>
-            <w:color w:val="0000EE"/>
-            <w:u w:val="single"/>
-          </w:rPr>
-          <w:t>अध्याय 34–36</w:t>
-        </w:r>
-      </w:hyperlink>
+      <w:r>
+        <w:rPr>
+          <w:lang w:val="hi_IN" w:bidi="hi_IN"/>
+        </w:rPr>
+        <w:t>अध्याय 34–36</w:t>
+      </w:r>
       <w:r>
         <w:rPr>
           <w:lang w:val="hi_IN" w:bidi="hi_IN"/>
@@ -657,18 +567,12 @@
           <w:lang w:val="hi_IN" w:bidi="hi_IN"/>
         </w:rPr>
       </w:r>
-      <w:hyperlink r:id="rId28">
-        <w:r>
-          <w:rPr>
-            <w:lang w:val="hi_IN" w:bidi="hi_IN"/>
-          </w:rPr>
-          <w:rPr>
-            <w:color w:val="0000EE"/>
-            <w:u w:val="single"/>
-          </w:rPr>
-          <w:t>अध्याय 46–51</w:t>
-        </w:r>
-      </w:hyperlink>
+      <w:r>
+        <w:rPr>
+          <w:lang w:val="hi_IN" w:bidi="hi_IN"/>
+        </w:rPr>
+        <w:t>अध्याय 46–51</w:t>
+      </w:r>
       <w:r>
         <w:rPr>
           <w:lang w:val="hi_IN" w:bidi="hi_IN"/>
@@ -683,36 +587,24 @@
           <w:lang w:val="hi_IN" w:bidi="hi_IN"/>
         </w:rPr>
       </w:r>
-      <w:hyperlink r:id="rId29">
-        <w:r>
-          <w:rPr>
-            <w:lang w:val="hi_IN" w:bidi="hi_IN"/>
-          </w:rPr>
-          <w:rPr>
-            <w:color w:val="0000EE"/>
-            <w:u w:val="single"/>
-          </w:rPr>
-          <w:t>अध्याय 52</w:t>
-        </w:r>
-      </w:hyperlink>
+      <w:r>
+        <w:rPr>
+          <w:lang w:val="hi_IN" w:bidi="hi_IN"/>
+        </w:rPr>
+        <w:t>अध्याय 52</w:t>
+      </w:r>
       <w:r>
         <w:rPr>
           <w:lang w:val="hi_IN" w:bidi="hi_IN"/>
         </w:rPr>
         <w:t xml:space="preserve"> (586–561 ईसा पूर्व) यरूशलेम के अंतिम दिनों का वर्णन करता है, जो मूल रूप से </w:t>
       </w:r>
-      <w:hyperlink r:id="rId30">
-        <w:r>
-          <w:rPr>
-            <w:lang w:val="hi_IN" w:bidi="hi_IN"/>
-          </w:rPr>
-          <w:rPr>
-            <w:color w:val="0000EE"/>
-            <w:u w:val="single"/>
-          </w:rPr>
-          <w:t>2 राजा 24:18–25:30</w:t>
-        </w:r>
-      </w:hyperlink>
+      <w:r>
+        <w:rPr>
+          <w:lang w:val="hi_IN" w:bidi="hi_IN"/>
+        </w:rPr>
+        <w:t>2 राजा 24:18–25:30</w:t>
+      </w:r>
       <w:r>
         <w:rPr>
           <w:lang w:val="hi_IN" w:bidi="hi_IN"/>
@@ -744,18 +636,12 @@
         </w:rPr>
         <w:t>राजा यहोयाकीम के शासनकाल के चौथे वर्ष (605 ईसा पूर्व) में, यिर्मयाह ने बारूक को कई संदेश लिखे, जिसने उन्हें एक कुण्डलपत्र पर लिखा जो अंततः राजा को दिया गया (</w:t>
       </w:r>
-      <w:hyperlink r:id="rId31">
-        <w:r>
-          <w:rPr>
-            <w:lang w:val="hi_IN" w:bidi="hi_IN"/>
-          </w:rPr>
-          <w:rPr>
-            <w:color w:val="0000EE"/>
-            <w:u w:val="single"/>
-          </w:rPr>
-          <w:t>यिर्म 36:1–26</w:t>
-        </w:r>
-      </w:hyperlink>
+      <w:r>
+        <w:rPr>
+          <w:lang w:val="hi_IN" w:bidi="hi_IN"/>
+        </w:rPr>
+        <w:t>यिर्म 36:1–26</w:t>
+      </w:r>
       <w:r>
         <w:rPr>
           <w:lang w:val="hi_IN" w:bidi="hi_IN"/>
@@ -774,36 +660,24 @@
         </w:rPr>
         <w:t>" (</w:t>
       </w:r>
-      <w:hyperlink r:id="rId32">
-        <w:r>
-          <w:rPr>
-            <w:lang w:val="hi_IN" w:bidi="hi_IN"/>
-          </w:rPr>
-          <w:rPr>
-            <w:color w:val="0000EE"/>
-            <w:u w:val="single"/>
-          </w:rPr>
-          <w:t>36:32</w:t>
-        </w:r>
-      </w:hyperlink>
+      <w:r>
+        <w:rPr>
+          <w:lang w:val="hi_IN" w:bidi="hi_IN"/>
+        </w:rPr>
+        <w:t>36:32</w:t>
+      </w:r>
       <w:r>
         <w:rPr>
           <w:lang w:val="hi_IN" w:bidi="hi_IN"/>
         </w:rPr>
         <w:t xml:space="preserve">)। इस दूसरे कुण्डलपत्र की सामग्री संभवतः अध्याय </w:t>
       </w:r>
-      <w:hyperlink r:id="rId21">
-        <w:r>
-          <w:rPr>
-            <w:lang w:val="hi_IN" w:bidi="hi_IN"/>
-          </w:rPr>
-          <w:rPr>
-            <w:color w:val="0000EE"/>
-            <w:u w:val="single"/>
-          </w:rPr>
-          <w:t>2–20</w:t>
-        </w:r>
-      </w:hyperlink>
+      <w:r>
+        <w:rPr>
+          <w:lang w:val="hi_IN" w:bidi="hi_IN"/>
+        </w:rPr>
+        <w:t>2–20</w:t>
+      </w:r>
       <w:r>
         <w:rPr>
           <w:lang w:val="hi_IN" w:bidi="hi_IN"/>
@@ -860,18 +734,12 @@
         </w:rPr>
         <w:t xml:space="preserve">संदेशवाहक प्रणाली। यिर्मयाह के पाठ में संचार की एक संरचना का प्रभुत्व है जिसे "संदेशवाहक प्रणाली" कहा जाता है, जो प्राचीन पश्चिमी एशिया की राजकीय सरकारों में आम थी और आज भी उपयोग में है। एक देश का शासक दूसरे देशों को मौखिक और लिखित संदेश देने के लिए एक व्यक्ति का चयन करता था। संदेशवाहक संदेश देते समय अपने शासक के अधिकार को अपने साथ रखता था। प्राप्तकर्ता संदेश को स्वीकार या अस्वीकार करता था और जवाब भेजता था। यदि प्राप्तकर्ता ने संदेश को अस्वीकार कर दिया, तो वह दूत का अपमान कर सकता था और युद्ध की तैयारी कर सकता था (देखें </w:t>
       </w:r>
-      <w:hyperlink r:id="rId33">
-        <w:r>
-          <w:rPr>
-            <w:lang w:val="hi_IN" w:bidi="hi_IN"/>
-          </w:rPr>
-          <w:rPr>
-            <w:color w:val="0000EE"/>
-            <w:u w:val="single"/>
-          </w:rPr>
-          <w:t>2 शमू 10:1–19</w:t>
-        </w:r>
-      </w:hyperlink>
+      <w:r>
+        <w:rPr>
+          <w:lang w:val="hi_IN" w:bidi="hi_IN"/>
+        </w:rPr>
+        <w:t>2 शमू 10:1–19</w:t>
+      </w:r>
       <w:r>
         <w:rPr>
           <w:lang w:val="hi_IN" w:bidi="hi_IN"/>
@@ -904,18 +772,12 @@
         </w:rPr>
         <w:t>" (</w:t>
       </w:r>
-      <w:hyperlink r:id="rId34">
-        <w:r>
-          <w:rPr>
-            <w:lang w:val="hi_IN" w:bidi="hi_IN"/>
-          </w:rPr>
-          <w:rPr>
-            <w:color w:val="0000EE"/>
-            <w:u w:val="single"/>
-          </w:rPr>
-          <w:t>यिर्म 2:9</w:t>
-        </w:r>
-      </w:hyperlink>
+      <w:r>
+        <w:rPr>
+          <w:lang w:val="hi_IN" w:bidi="hi_IN"/>
+        </w:rPr>
+        <w:t>यिर्म 2:9</w:t>
+      </w:r>
       <w:r>
         <w:rPr>
           <w:lang w:val="hi_IN" w:bidi="hi_IN"/>
@@ -961,18 +823,12 @@
         </w:rPr>
         <w:t>पुराने नियम के इस्राएल में मूर्तिपूजा और परमेश्वर की आराधना के बीच युद्ध छिड़ा हुआ था। यिर्मयाह ने इस्राएलियों को बार-बार प्रभु के साथ उनकी वाचा की याद दिलाई और कहा कि वह उनकी सच्ची, हार्दिक और अनन्य भक्ति की अपेक्षा करता है। एक महत्वपूर्ण अंश (</w:t>
       </w:r>
-      <w:hyperlink r:id="rId35">
-        <w:r>
-          <w:rPr>
-            <w:lang w:val="hi_IN" w:bidi="hi_IN"/>
-          </w:rPr>
-          <w:rPr>
-            <w:color w:val="0000EE"/>
-            <w:u w:val="single"/>
-          </w:rPr>
-          <w:t>यिर्म 10:1–16</w:t>
-        </w:r>
-      </w:hyperlink>
+      <w:r>
+        <w:rPr>
+          <w:lang w:val="hi_IN" w:bidi="hi_IN"/>
+        </w:rPr>
+        <w:t>यिर्म 10:1–16</w:t>
+      </w:r>
       <w:r>
         <w:rPr>
           <w:lang w:val="hi_IN" w:bidi="hi_IN"/>
@@ -1021,54 +877,36 @@
         </w:rPr>
         <w:t xml:space="preserve">परमेश्वर की दया का सबसे उज्ज्वल वर्णन अध्याय </w:t>
       </w:r>
-      <w:hyperlink r:id="rId24">
-        <w:r>
-          <w:rPr>
-            <w:lang w:val="hi_IN" w:bidi="hi_IN"/>
-          </w:rPr>
-          <w:rPr>
-            <w:color w:val="0000EE"/>
-            <w:u w:val="single"/>
-          </w:rPr>
-          <w:t>30–33</w:t>
-        </w:r>
-      </w:hyperlink>
+      <w:r>
+        <w:rPr>
+          <w:lang w:val="hi_IN" w:bidi="hi_IN"/>
+        </w:rPr>
+        <w:t>30–33</w:t>
+      </w:r>
       <w:r>
         <w:rPr>
           <w:lang w:val="hi_IN" w:bidi="hi_IN"/>
         </w:rPr>
         <w:t xml:space="preserve"> में मिलता है, जो एक नई वाचा और एक नए राजा का वादा करता है। उखाड़ने और गिराने के बजाय, परमेश्वर रोपेगा और पुनर्निर्माण करेगा (</w:t>
       </w:r>
-      <w:hyperlink r:id="rId36">
-        <w:r>
-          <w:rPr>
-            <w:lang w:val="hi_IN" w:bidi="hi_IN"/>
-          </w:rPr>
-          <w:rPr>
-            <w:color w:val="0000EE"/>
-            <w:u w:val="single"/>
-          </w:rPr>
-          <w:t>1:10</w:t>
-        </w:r>
-      </w:hyperlink>
+      <w:r>
+        <w:rPr>
+          <w:lang w:val="hi_IN" w:bidi="hi_IN"/>
+        </w:rPr>
+        <w:t>1:10</w:t>
+      </w:r>
       <w:r>
         <w:rPr>
           <w:lang w:val="hi_IN" w:bidi="hi_IN"/>
         </w:rPr>
         <w:t xml:space="preserve">; </w:t>
       </w:r>
-      <w:hyperlink r:id="rId37">
-        <w:r>
-          <w:rPr>
-            <w:lang w:val="hi_IN" w:bidi="hi_IN"/>
-          </w:rPr>
-          <w:rPr>
-            <w:color w:val="0000EE"/>
-            <w:u w:val="single"/>
-          </w:rPr>
-          <w:t>31:28</w:t>
-        </w:r>
-      </w:hyperlink>
+      <w:r>
+        <w:rPr>
+          <w:lang w:val="hi_IN" w:bidi="hi_IN"/>
+        </w:rPr>
+        <w:t>31:28</w:t>
+      </w:r>
       <w:r>
         <w:rPr>
           <w:lang w:val="hi_IN" w:bidi="hi_IN"/>
@@ -1089,72 +927,48 @@
         </w:rPr>
         <w:t>इन सबमें, भविष्यद्वक्ता यिर्मयाह ने प्रभु की आज्ञा (</w:t>
       </w:r>
-      <w:hyperlink r:id="rId38">
-        <w:r>
-          <w:rPr>
-            <w:lang w:val="hi_IN" w:bidi="hi_IN"/>
-          </w:rPr>
-          <w:rPr>
-            <w:color w:val="0000EE"/>
-            <w:u w:val="single"/>
-          </w:rPr>
-          <w:t>1:17–19</w:t>
-        </w:r>
-      </w:hyperlink>
+      <w:r>
+        <w:rPr>
+          <w:lang w:val="hi_IN" w:bidi="hi_IN"/>
+        </w:rPr>
+        <w:t>1:17–19</w:t>
+      </w:r>
       <w:r>
         <w:rPr>
           <w:lang w:val="hi_IN" w:bidi="hi_IN"/>
         </w:rPr>
         <w:t xml:space="preserve">) और अपनी स्वयं की इच्छाओं के बीच एक गहरे तनाव का अनुभव किया। प्रभु की आज्ञा थी "जाओ … और बताओ," जबकि भविष्यद्वक्ता अपने पड़ोसियों के साथ शांति बनाए रखना चाहता था (देखें </w:t>
       </w:r>
-      <w:hyperlink r:id="rId39">
-        <w:r>
-          <w:rPr>
-            <w:lang w:val="hi_IN" w:bidi="hi_IN"/>
-          </w:rPr>
-          <w:rPr>
-            <w:color w:val="0000EE"/>
-            <w:u w:val="single"/>
-          </w:rPr>
-          <w:t>20:8–9</w:t>
-        </w:r>
-      </w:hyperlink>
+      <w:r>
+        <w:rPr>
+          <w:lang w:val="hi_IN" w:bidi="hi_IN"/>
+        </w:rPr>
+        <w:t>20:8–9</w:t>
+      </w:r>
       <w:r>
         <w:rPr>
           <w:lang w:val="hi_IN" w:bidi="hi_IN"/>
         </w:rPr>
         <w:t>)। उसने अपने लोगों के साथ एक गहरी एकजुटता महसूस की, और न्याय और विनाश के भयानक शब्दों को सुनाने के लिए उसे बुलाया गया, जिसने उसकी स्वयं की आत्मा को गहराई से चोट पहुंचाई। पुराने नियम के किसी भी अन्य भविष्यद्वक्ता से अधिक, यिर्मयाह ने हमें अपने हृदय को देखने दिया क्योंकि वह आज्ञा मानने के लिए संघर्ष कर रहा था (</w:t>
       </w:r>
-      <w:hyperlink r:id="rId40">
-        <w:r>
-          <w:rPr>
-            <w:lang w:val="hi_IN" w:bidi="hi_IN"/>
-          </w:rPr>
-          <w:rPr>
-            <w:color w:val="0000EE"/>
-            <w:u w:val="single"/>
-          </w:rPr>
-          <w:t>15:16–18</w:t>
-        </w:r>
-      </w:hyperlink>
+      <w:r>
+        <w:rPr>
+          <w:lang w:val="hi_IN" w:bidi="hi_IN"/>
+        </w:rPr>
+        <w:t>15:16–18</w:t>
+      </w:r>
       <w:r>
         <w:rPr>
           <w:lang w:val="hi_IN" w:bidi="hi_IN"/>
         </w:rPr>
         <w:t xml:space="preserve">; तुलना करें </w:t>
       </w:r>
-      <w:hyperlink r:id="rId41">
-        <w:r>
-          <w:rPr>
-            <w:lang w:val="hi_IN" w:bidi="hi_IN"/>
-          </w:rPr>
-          <w:rPr>
-            <w:color w:val="0000EE"/>
-            <w:u w:val="single"/>
-          </w:rPr>
-          <w:t>मत्ती 26:36–42</w:t>
-        </w:r>
-      </w:hyperlink>
+      <w:r>
+        <w:rPr>
+          <w:lang w:val="hi_IN" w:bidi="hi_IN"/>
+        </w:rPr>
+        <w:t>मत्ती 26:36–42</w:t>
+      </w:r>
       <w:r>
         <w:rPr>
           <w:lang w:val="hi_IN" w:bidi="hi_IN"/>
